--- a/doc/Laporan_Kelompok10_IMK.docx
+++ b/doc/Laporan_Kelompok10_IMK.docx
@@ -400,6 +400,9 @@
     <w:p>
       <w:r>
         <w:t>Cognitive Walkthrough adalah metode evaluasi usability berbasis inspeksi (inspection-based) yang dikembangkan Polson, Lewis, Rieman, dan Wharton (1992) dan disederhanakan menjadi panduan praktis oleh Wharton, Rieman, Lewis, dan Polson (1994). Evaluator menelusuri setiap langkah dari skenario tugas pengguna dan pada tiap langkah mengajukan empat pertanyaan kunci: (1) apakah pengguna akan mencoba mencapai efek yang benar, (2) apakah pengguna menyadari bahwa aksi yang benar tersedia, (3) apakah pengguna dapat mengasosiasikan aksi yang benar dengan efek yang ingin dicapai, dan (4) apakah pengguna memahami umpan balik yang diberikan sistem setelah aksi dilakukan. Karena dilakukan oleh evaluator/tim perancang tanpa melibatkan responden eksternal, metode ini tidak memerlukan tambahan waktu perekrutan maupun pengumpulan data dari pengguna asli. Laporan ini mengikuti pendekatan streamlined cognitive walkthrough (Spencer, 2000) yang menyederhanakan keempat pertanyaan analisis tersebut agar lebih praktis diterapkan pada situasi dengan keterbatasan waktu dan sumber daya, mengacu pada kerangka evaluasi terstruktur yang dirangkum Mahatody, Sagar, dan Kolski (2010). Metode inilah yang digunakan sebagai instrumen pengujian pada bagian 5.6.</w:t>
+      </w:r>
+      <w:r>
+        <w:t xml:space="preserve"> Metode ini pertama kali diujicobakan oleh Lewis, Polson, Wharton, dan Rieman (1990) untuk perancangan antarmuka walk-up-and-use, kemudian diperluas penerapannya pada antarmuka yang lebih kompleks oleh Wharton, Bradford, Jeffries, dan Franzke (1992), dan diringkas secara tutorial oleh Rieman, Franzke, dan Redmiles (1995). Untuk konteks evaluasi antarmuka website seperti pada laporan ini, Blackmon, Polson, Kitajima, dan Lewis (2002) mengembangkan varian Cognitive Walkthrough for the Web (CWW) yang menyesuaikan keempat pertanyaan analisis dengan karakteristik navigasi dan pencarian informasi pada halaman web.</w:t>
       </w:r>
     </w:p>
     <w:p/>
@@ -2890,6 +2893,26 @@
     </w:p>
     <w:p>
       <w:r>
+        <w:t>Lewis, C., Polson, P., Wharton, C., &amp; Rieman, J. (1990). "Testing a walkthrough methodology for theory-based design of walk-up-and-use interfaces." Proceedings of the SIGCHI Conference on Human Factors in Computing Systems (CHI '90), 235-242. https://doi.org/10.1145/97243.97279</w:t>
+      </w:r>
+    </w:p>
+    <w:p>
+      <w:r>
+        <w:t>Wharton, C., Bradford, J., Jeffries, R., &amp; Franzke, M. (1992). "Applying cognitive walkthroughs to more complex user interfaces: Experiences, issues, and recommendations." Proceedings of the SIGCHI Conference on Human Factors in Computing Systems (CHI '92), 381-388. https://doi.org/10.1145/142750.142864</w:t>
+      </w:r>
+    </w:p>
+    <w:p>
+      <w:r>
+        <w:t>Rieman, J., Franzke, M., &amp; Redmiles, D. (1995). "Usability evaluation with the cognitive walkthrough." Conference Companion on Human Factors in Computing Systems (CHI '95), 387-388. https://doi.org/10.1145/223355.223735</w:t>
+      </w:r>
+    </w:p>
+    <w:p>
+      <w:r>
+        <w:t>Blackmon, M. H., Polson, P. G., Kitajima, M., &amp; Lewis, C. (2002). "Cognitive walkthrough for the Web." Proceedings of the SIGCHI Conference on Human Factors in Computing Systems (CHI 2002), 463-470. https://doi.org/10.1145/503376.503459</w:t>
+      </w:r>
+    </w:p>
+    <w:p>
+      <w:r>
         <w:t>Mahatody, T., Sagar, M., &amp; Kolski, C. (2010). "State of the Art on the Cognitive Walkthrough Method, Its Variants and Evolutions." International Journal of Human-Computer Interaction, 26(8), 741-785. https://doi.org/10.1080/10447311003781409</w:t>
       </w:r>
     </w:p>

--- a/doc/Laporan_Kelompok10_IMK.docx
+++ b/doc/Laporan_Kelompok10_IMK.docx
@@ -197,228 +197,413 @@
         <w:rPr>
           <w:b/>
         </w:rPr>
-      </w:r>
+        <w:t xml:space="preserve">Kata Kunci: </w:t>
+      </w:r>
+      <w:r>
+        <w:rPr>
+          <w:i/>
+        </w:rPr>
+        <w:t>Human-Centered Design, Design Thinking, Usability, Heuristic Evaluation, Cognitive Walkthrough, Mahkamah Agung</w:t>
+      </w:r>
+    </w:p>
+    <w:p/>
+    <w:p>
       <w:r>
         <w:rPr>
           <w:b/>
         </w:rPr>
-        <w:t xml:space="preserve">Kata Kunci: </w:t>
-      </w:r>
+        <w:t>Abstract</w:t>
+      </w:r>
+    </w:p>
+    <w:p>
       <w:r>
         <w:rPr>
           <w:i/>
         </w:rPr>
+        <w:t>This report presents a usability evaluation and user interface redesign of the official website of the Supreme Court of the Republic of Indonesia (Mahkamah Agung RI). The initial evaluation was carried out using Heuristic Evaluation based on Nielsen's ten usability heuristics, which identified four major problems: ambiguous navigation, a homepage lacking visual hierarchy, a weak search feature, and a case-lookup menu isolated from the main site ecosystem. Interface improvements were designed using the Design Thinking approach (Empathize, Define, Ideate, Prototype, Test) informed by Shneiderman's interface design principles, covering navbar restructuring, homepage reorganization, unified search refinement, and a new help (FAQ) page. The solution was designed in Figma and implemented as a functional prototype using React, TypeScript, Vite, and Tailwind CSS, then evaluated using the Cognitive Walkthrough method on four redesigned features, allowing the design team to conduct the evaluation itself without additional time or the involvement of external respondents. The evaluation results are intended to serve as a basis for improving the user experience of the Mahkamah Agung website so that it is more accessible to all segments of society.</w:t>
+      </w:r>
+    </w:p>
+    <w:p>
+      <w:r>
+        <w:rPr>
+          <w:b/>
+        </w:rPr>
+        <w:t xml:space="preserve">Keywords: </w:t>
+      </w:r>
+      <w:r>
+        <w:rPr>
+          <w:i/>
+        </w:rPr>
         <w:t>Human-Centered Design, Design Thinking, Usability, Heuristic Evaluation, Cognitive Walkthrough, Mahkamah Agung</w:t>
       </w:r>
     </w:p>
     <w:p/>
     <w:p>
-      <w:r>
-        <w:rPr>
-          <w:b/>
-        </w:rPr>
-        <w:t>Abstract</w:t>
-      </w:r>
-    </w:p>
-    <w:p>
-      <w:r>
-        <w:rPr>
-          <w:i/>
-        </w:rPr>
-        <w:t>This report presents a usability evaluation and user interface redesign of the official website of the Supreme Court of the Republic of Indonesia (Mahkamah Agung RI). The initial evaluation was carried out using Heuristic Evaluation based on Nielsen's ten usability heuristics, which identified four major problems: ambiguous navigation, a homepage lacking visual hierarchy, a weak search feature, and a case-lookup menu isolated from the main site ecosystem. Interface improvements were designed using the Design Thinking approach (Empathize, Define, Ideate, Prototype, Test) informed by Shneiderman's interface design principles, covering navbar restructuring, homepage reorganization, unified search refinement, and a new help (FAQ) page. The solution was designed in Figma and implemented as a functional prototype using React, TypeScript, Vite, and Tailwind CSS, then evaluated using the Cognitive Walkthrough method on four redesigned features, allowing the design team to conduct the evaluation itself without additional time or the involvement of external respondents. The evaluation results are intended to serve as a basis for improving the user experience of the Mahkamah Agung website so that it is more accessible to all segments of society.</w:t>
-      </w:r>
-    </w:p>
-    <w:p>
-      <w:r>
-        <w:rPr>
-          <w:b/>
-        </w:rPr>
-      </w:r>
-      <w:r>
-        <w:rPr>
-          <w:b/>
-        </w:rPr>
-        <w:t xml:space="preserve">Keywords: </w:t>
-      </w:r>
-      <w:r>
-        <w:rPr>
-          <w:i/>
-        </w:rPr>
-        <w:t>Human-Centered Design, Design Thinking, Usability, Heuristic Evaluation, Cognitive Walkthrough, Mahkamah Agung</w:t>
-      </w:r>
-    </w:p>
-    <w:p/>
-    <w:p>
       <w:pPr>
         <w:pStyle w:val="Heading1"/>
         <w:rPr>
-          <w:color w:val="auto"/>
-        </w:rPr>
-      </w:pPr>
-      <w:r>
-        <w:rPr>
-          <w:color w:val="auto"/>
-        </w:rPr>
-        <w:lastRenderedPageBreak/>
-        <w:t xml:space="preserve">1. Latar </w:t>
-      </w:r>
-      <w:proofErr w:type="spellStart"/>
-      <w:r>
-        <w:rPr>
-          <w:color w:val="auto"/>
-        </w:rPr>
-        <w:t>Belakang</w:t>
-      </w:r>
-      <w:proofErr w:type="spellEnd"/>
-    </w:p>
-    <w:p>
-      <w:proofErr w:type="spellStart"/>
-      <w:r>
-        <w:t>Mahkamah</w:t>
-      </w:r>
-      <w:proofErr w:type="spellEnd"/>
-      <w:r>
-        <w:t xml:space="preserve"> Agung Republik Indonesia adalah lembaga tinggi negara yang memegang kekuasaan kehakiman sebagai kekuasaan merdeka untuk menyelenggarakan peradilan guna menegakkan hukum dan keadilan. Sebagai kanal informasi resmi, website Mahkamah Agung menjadi pintu akses utama bagi pengacara, pencari keadilan, jurnalis, akademisi, dan masyarakat umum terhadap kebijakan dan regulasi, informasi perkara dan putusan pengadilan, jadwal sidang, serta layanan pengaduan masyarakat. Kualitas layanan digital ini menjadi semakin penting seiring kebijakan digitalisasi peradilan (electronic court) yang tengah didorong oleh Mahkamah Agung (Ariwijaya &amp; Samputra, 2023), karena keberhasilan e-court turut ditentukan oleh sejauh mana antarmuka layanan pendukungnya, termasuk website resmi, dapat digunakan dengan mudah oleh seluruh kalangan pengguna.</w:t>
-      </w:r>
-    </w:p>
-    <w:p>
-      <w:r>
-        <w:t>Evaluasi awal yang dilakukan tim terhadap antarmuka website Mahkamah Agung versi lama menemukan sejumlah masalah usability yang menghambat pengguna dalam mengakses informasi, di antaranya navigasi yang ambigu, beranda yang terlalu padat tanpa hierarki visual, fitur pencarian yang lemah, dan menu perkara yang terisolasi dari ekosistem utama situs (dibahas rinci pada bagian 5.1). Temuan inilah yang melatarbelakangi dilakukannya evaluasi usability dan perancangan ulang (redesign) antarmuka pengguna website Mahkamah Agung pada laporan ini, dengan pendekatan Human-Centered Design agar solusi yang dihasilkan benar-benar berangkat dari kebutuhan dan permasalahan nyata penggunanya.</w:t>
-      </w:r>
-    </w:p>
-    <w:p>
-      <w:pPr>
-        <w:pStyle w:val="Heading1"/>
-      </w:pPr>
-      <w:r>
-        <w:t>2. Landasan Pustaka</w:t>
-      </w:r>
-    </w:p>
-    <w:p>
-      <w:pPr>
-        <w:pStyle w:val="Heading2"/>
-      </w:pPr>
-      <w:r>
-        <w:t>2.1 Evaluasi Heuristik</w:t>
-      </w:r>
-    </w:p>
-    <w:p>
-      <w:r>
-        <w:t>Heuristic Evaluation adalah metode inspeksi usability berbasis penilaian pakar (expert-based) yang dikembangkan oleh Nielsen dan Molich (1990) untuk menemukan masalah usability pada antarmuka pengguna secara cepat dan hemat biaya. Nielsen (1994) kemudian menyempurnakan metode ini menjadi sepuluh prinsip usability yang dikenal sebagai Sepuluh Heuristik Nielsen, mencakup antara lain visibility of system status, user control and freedom, consistency and standards, error prevention, recognition rather than recall, flexibility and efficiency of use, aesthetic and minimalist design, dan help users recognize, diagnose, and recover from errors. Heuristik-heuristik inilah yang digunakan tim untuk mengidentifikasi permasalahan pada website Mahkamah Agung versi lama sebagaimana diuraikan pada bagian 5.1.</w:t>
-      </w:r>
-    </w:p>
-    <w:p>
-      <w:pPr>
-        <w:pStyle w:val="Heading2"/>
-      </w:pPr>
-      <w:r>
-        <w:t>2.2 Prinsip Desain Antarmuka Pengguna</w:t>
-      </w:r>
-    </w:p>
-    <w:p>
-      <w:pPr>
-        <w:rPr>
+          <w:color w:val="EE0000"/>
           <w:lang w:val="sv-SE"/>
         </w:rPr>
       </w:pPr>
       <w:r>
-        <w:t xml:space="preserve">Perancangan solusi perbaikan pada laporan ini mengacu pada prinsip desain antarmuka pengguna yang dijabarkan Shneiderman dalam Designing the User Interface, khususnya Eight Golden Rules of Interface Design: menjaga konsistensi (strive for consistency), mendukung kegunaan universal (enable frequent users to use shortcuts / universal usability), memberikan umpan balik yang informatif (offer informative feedback), merancang dialog yang memberi </w:t>
-      </w:r>
-      <w:r>
-        <w:lastRenderedPageBreak/>
-        <w:t xml:space="preserve">keadaan akhir yang jelas (design dialogs to yield closure), mencegah kesalahan (prevent errors), memudahkan pembatalan aksi (permit easy reversal of actions), memberi pengguna kendali penuh (support internal locus of control), dan mengurangi beban ingatan jangka pendek pengguna (reduce short-term memory load). </w:t>
-      </w:r>
-      <w:r>
-        <w:rPr>
-          <w:lang w:val="sv-SE"/>
-        </w:rPr>
-        <w:t>Prinsip-prinsip ini menjadi dasar pertimbangan pada restrukturisasi navbar, penataan ulang beranda, dan penyempurnaan pencarian terpadu pada bagian 5.</w:t>
-      </w:r>
-    </w:p>
-    <w:p>
-      <w:pPr>
-        <w:pStyle w:val="Heading2"/>
-        <w:rPr>
-          <w:lang w:val="sv-SE"/>
-        </w:rPr>
-      </w:pPr>
-      <w:r>
-        <w:rPr>
-          <w:lang w:val="sv-SE"/>
-        </w:rPr>
-        <w:t>2.3 Design Thinking</w:t>
-      </w:r>
-    </w:p>
-    <w:p>
-      <w:pPr>
-        <w:rPr>
-          <w:lang w:val="sv-SE"/>
-        </w:rPr>
-      </w:pPr>
-      <w:r>
-        <w:rPr>
-          <w:lang w:val="sv-SE"/>
-        </w:rPr>
-        <w:t>Design Thinking adalah metode perancangan yang berpusat pada pengguna (user-centered) untuk memahami masalah, menemukan solusi, membuat rancangan, dan menguji hasil desain secara bertahap melalui lima tahap: Empathize, Define, Ideate, Prototype, dan Test. Penerapan metode ini untuk perancangan ulang antarmuka website telah banyak dibahas pada penelitian sejenis, di antaranya studi kasus redesign website PT Jesinra Makmur Group (Firdani, Hanif, Febriansyah, &amp; Widsono, 2024) dan perancangan UI/UX website resmi menggunakan Design Thinking (Yudhanto, Pryhatyanto, &amp; Sulandari, 2022), serta tinjauan literatur sistematis mengenai metode evaluasi usability pada UI/UX e-government (Amir, Santoso, Cenka, Maharani, Kurniawan, &amp; Fitria, 2026). Kelima tahap Design Thinking inilah yang menjadi kerangka metodologi utama pada laporan ini, diuraikan pada bagian 5.</w:t>
-      </w:r>
-    </w:p>
-    <w:p>
-      <w:pPr>
-        <w:pStyle w:val="Heading2"/>
-        <w:rPr>
-          <w:lang w:val="sv-SE"/>
-        </w:rPr>
-      </w:pPr>
-      <w:r>
-        <w:rPr>
-          <w:lang w:val="sv-SE"/>
-        </w:rPr>
-        <w:t>2.4 Metode Evaluasi Pengalaman Pengguna</w:t>
-      </w:r>
-    </w:p>
-    <w:p>
-      <w:pPr>
-        <w:rPr>
-          <w:lang w:val="sv-SE"/>
-        </w:rPr>
-      </w:pPr>
-      <w:r>
-        <w:rPr>
-          <w:lang w:val="sv-SE"/>
-        </w:rPr>
-        <w:t>User Experience Questionnaire (UEQ) adalah instrumen kuesioner yang dikembangkan Laugwitz, Held, dan Schrepp (2008) untuk mengukur enam skala pengalaman pengguna: Attractiveness, Perspicuity, Efficiency, Dependability, Stimulation, dan Novelty (lihat juga Schrepp, Hinderks, &amp; Thomaschewski, UEQ Handbook). Instrumen kuantitatif semacam ini umum dipakai untuk menilai pengalaman pengguna, namun menuntut keterlibatan responden asli serta tambahan waktu untuk perekrutan dan pengumpulan data, sebagaimana disyaratkan kaidah metode penelitian HCI yang dijabarkan Lazar, Feng, dan Hochheiser dalam Research Methods in Human-Computer Interaction. Mengingat keterbatasan waktu dan sumber daya tim, laporan ini memilih pendekatan inspection-based Cognitive Walkthrough (bagian 2.5) sebagai instrumen pengujian utama.</w:t>
-      </w:r>
-    </w:p>
-    <w:p>
-      <w:pPr>
-        <w:pStyle w:val="Heading2"/>
-      </w:pPr>
-      <w:r>
-        <w:t>2.5 Cognitive Walkthrough</w:t>
-      </w:r>
-    </w:p>
-    <w:p>
-      <w:r>
-        <w:t>Cognitive Walkthrough adalah metode evaluasi usability berbasis inspeksi (inspection-based) yang dikembangkan Polson, Lewis, Rieman, dan Wharton (1992) dan disederhanakan menjadi panduan praktis oleh Wharton, Rieman, Lewis, dan Polson (1994). Evaluator menelusuri setiap langkah dari skenario tugas pengguna dan pada tiap langkah mengajukan empat pertanyaan kunci: (1) apakah pengguna akan mencoba mencapai efek yang benar, (2) apakah pengguna menyadari bahwa aksi yang benar tersedia, (3) apakah pengguna dapat mengasosiasikan aksi yang benar dengan efek yang ingin dicapai, dan (4) apakah pengguna memahami umpan balik yang diberikan sistem setelah aksi dilakukan. Karena dilakukan oleh evaluator/tim perancang tanpa melibatkan responden eksternal, metode ini tidak memerlukan tambahan waktu perekrutan maupun pengumpulan data dari pengguna asli. Laporan ini mengikuti pendekatan streamlined cognitive walkthrough (Spencer, 2000) yang menyederhanakan keempat pertanyaan analisis tersebut agar lebih praktis diterapkan pada situasi dengan keterbatasan waktu dan sumber daya, mengacu pada kerangka evaluasi terstruktur yang dirangkum Mahatody, Sagar, dan Kolski (2010). Metode inilah yang digunakan sebagai instrumen pengujian pada bagian 5.6.</w:t>
-      </w:r>
-      <w:r>
-        <w:t xml:space="preserve"> Metode ini pertama kali diujicobakan oleh Lewis, Polson, Wharton, dan Rieman (1990) untuk perancangan antarmuka walk-up-and-use, kemudian diperluas penerapannya pada antarmuka yang lebih kompleks oleh Wharton, Bradford, Jeffries, dan Franzke (1992), dan diringkas secara tutorial oleh Rieman, Franzke, dan Redmiles (1995). Untuk konteks evaluasi antarmuka website seperti pada laporan ini, Blackmon, Polson, Kitajima, dan Lewis (2002) mengembangkan varian Cognitive Walkthrough for the Web (CWW) yang menyesuaikan keempat pertanyaan analisis dengan karakteristik navigasi dan pencarian informasi pada halaman web.</w:t>
-      </w:r>
-    </w:p>
-    <w:p/>
-    <w:p>
-      <w:pPr>
-        <w:pStyle w:val="Heading1"/>
         <w:rPr>
           <w:color w:val="auto"/>
           <w:lang w:val="sv-SE"/>
         </w:rPr>
-      </w:pPr>
+        <w:lastRenderedPageBreak/>
+        <w:t>1. Latar Belakang</w:t>
+      </w:r>
       <w:r>
         <w:rPr>
           <w:color w:val="auto"/>
           <w:lang w:val="sv-SE"/>
         </w:rPr>
+        <w:br/>
+      </w:r>
+      <w:r>
+        <w:rPr>
+          <w:color w:val="auto"/>
+          <w:lang w:val="sv-SE"/>
+        </w:rPr>
+        <w:br/>
+      </w:r>
+      <w:r>
+        <w:rPr>
+          <w:color w:val="EE0000"/>
+          <w:lang w:val="sv-SE"/>
+        </w:rPr>
+        <w:t>draft alasan milih MA</w:t>
+      </w:r>
+    </w:p>
+    <w:p>
+      <w:pPr>
+        <w:rPr>
+          <w:color w:val="EE0000"/>
+          <w:lang w:val="sv-SE"/>
+        </w:rPr>
+      </w:pPr>
+    </w:p>
+    <w:p>
+      <w:pPr>
+        <w:rPr>
+          <w:color w:val="EE0000"/>
+          <w:lang w:val="sv-SE"/>
+        </w:rPr>
+      </w:pPr>
+      <w:r>
+        <w:rPr>
+          <w:color w:val="EE0000"/>
+          <w:lang w:val="sv-SE"/>
+        </w:rPr>
+        <w:t>Kenapa kamu milih MA</w:t>
+      </w:r>
+      <w:r>
+        <w:rPr>
+          <w:color w:val="EE0000"/>
+          <w:lang w:val="sv-SE"/>
+        </w:rPr>
+        <w:br/>
+      </w:r>
+      <w:r>
+        <w:rPr>
+          <w:color w:val="EE0000"/>
+          <w:lang w:val="sv-SE"/>
+        </w:rPr>
+        <w:t xml:space="preserve">1. untuk mengetahui reputasi MA sebagai penegak hukum tetinggi di indonesia, kita melakuakn analisis sentimen, </w:t>
+      </w:r>
+    </w:p>
+    <w:p>
+      <w:pPr>
+        <w:rPr>
+          <w:color w:val="EE0000"/>
+          <w:lang w:val="fi-FI"/>
+        </w:rPr>
+      </w:pPr>
+      <w:r>
+        <w:rPr>
+          <w:color w:val="EE0000"/>
+          <w:lang w:val="fi-FI"/>
+        </w:rPr>
+        <w:t>Kenapa sentimen, kan ini imk</w:t>
+      </w:r>
+      <w:r>
+        <w:rPr>
+          <w:color w:val="EE0000"/>
+          <w:lang w:val="fi-FI"/>
+        </w:rPr>
+        <w:br/>
+        <w:t xml:space="preserve">2. Pada awalnya kami mempertimbangkan karena alasan pribadi website kami termasuk kurang kuas dalam segi ui ux, tetapi menurut kami kurang kuat untuk dijdikan dasar, </w:t>
+      </w:r>
+    </w:p>
+    <w:p>
+      <w:pPr>
+        <w:rPr>
+          <w:color w:val="EE0000"/>
+          <w:lang w:val="fi-FI"/>
+        </w:rPr>
+      </w:pPr>
+      <w:r>
+        <w:rPr>
+          <w:color w:val="EE0000"/>
+          <w:lang w:val="fi-FI"/>
+        </w:rPr>
+        <w:t>Kenpa ngga kuisioner?</w:t>
+      </w:r>
+      <w:r>
+        <w:rPr>
+          <w:color w:val="EE0000"/>
+          <w:lang w:val="fi-FI"/>
+        </w:rPr>
+        <w:br/>
+        <w:t>3. karena beberapa keterbatas, karena jumlah penggunanya sedikit, bahkan untuk maahsiswa hukum saja masih jarang atau kurang familiar dengan website ini.</w:t>
+      </w:r>
+    </w:p>
+    <w:p>
+      <w:pPr>
+        <w:rPr>
+          <w:color w:val="EE0000"/>
+          <w:lang w:val="sv-SE"/>
+        </w:rPr>
+      </w:pPr>
+      <w:r>
+        <w:rPr>
+          <w:color w:val="EE0000"/>
+          <w:lang w:val="sv-SE"/>
+        </w:rPr>
+        <w:t>Kenapa ngga sebar ke stis</w:t>
+      </w:r>
+      <w:r>
+        <w:rPr>
+          <w:color w:val="EE0000"/>
+          <w:lang w:val="sv-SE"/>
+        </w:rPr>
+        <w:br/>
+        <w:t>4.karena mahasiswa stis bukan pengguna</w:t>
+      </w:r>
+    </w:p>
+    <w:p>
+      <w:pPr>
+        <w:rPr>
+          <w:color w:val="EE0000"/>
+          <w:lang w:val="fi-FI"/>
+        </w:rPr>
+      </w:pPr>
+      <w:r>
+        <w:rPr>
+          <w:color w:val="EE0000"/>
+          <w:lang w:val="fi-FI"/>
+        </w:rPr>
+        <w:t xml:space="preserve">Bagaimana kalian analisinya </w:t>
+      </w:r>
+      <w:r>
+        <w:rPr>
+          <w:color w:val="EE0000"/>
+          <w:lang w:val="fi-FI"/>
+        </w:rPr>
+        <w:br/>
+        <w:t xml:space="preserve">5.liat dilaporan </w:t>
+      </w:r>
+    </w:p>
+    <w:p>
+      <w:r>
+        <w:rPr>
+          <w:lang w:val="sv-SE"/>
+        </w:rPr>
+        <w:t xml:space="preserve">Mahkamah Agung Republik Indonesia adalah lembaga tinggi negara yang memegang kekuasaan kehakiman sebagai kekuasaan merdeka untuk menyelenggarakan peradilan guna menegakkan hukum dan keadilan. </w:t>
+      </w:r>
+      <w:proofErr w:type="spellStart"/>
+      <w:r>
+        <w:t>Sebagai</w:t>
+      </w:r>
+      <w:proofErr w:type="spellEnd"/>
+      <w:r>
+        <w:t xml:space="preserve"> </w:t>
+      </w:r>
+      <w:proofErr w:type="spellStart"/>
+      <w:r>
+        <w:t>kanal</w:t>
+      </w:r>
+      <w:proofErr w:type="spellEnd"/>
+      <w:r>
+        <w:t xml:space="preserve"> </w:t>
+      </w:r>
+      <w:proofErr w:type="spellStart"/>
+      <w:r>
+        <w:t>informasi</w:t>
+      </w:r>
+      <w:proofErr w:type="spellEnd"/>
+      <w:r>
+        <w:t xml:space="preserve"> </w:t>
+      </w:r>
+      <w:proofErr w:type="spellStart"/>
+      <w:r>
+        <w:t>resmi</w:t>
+      </w:r>
+      <w:proofErr w:type="spellEnd"/>
+      <w:r>
+        <w:t>, website Mahkamah Agung menjadi pintu akses utama bagi pengacara, pencari keadilan, jurnalis, akademisi, dan masyarakat umum terhadap kebijakan dan regulasi, informasi perkara dan putusan pengadilan, jadwal sidang, serta layanan pengaduan masyarakat. Kualitas layanan digital ini menjadi semakin penting seiring kebijakan digitalisasi peradilan (electronic court) yang tengah didorong oleh Mahkamah Agung (Ariwijaya &amp; Samputra, 2023), karena keberhasilan e-court turut ditentukan oleh sejauh mana antarmuka layanan pendukungnya, termasuk website resmi, dapat digunakan dengan mudah oleh seluruh kalangan pengguna.</w:t>
+      </w:r>
+    </w:p>
+    <w:p>
+      <w:r>
+        <w:t>Evaluasi awal yang dilakukan tim terhadap antarmuka website Mahkamah Agung versi lama menemukan sejumlah masalah usability yang menghambat pengguna dalam mengakses informasi, di antaranya navigasi yang ambigu, beranda yang terlalu padat tanpa hierarki visual, fitur pencarian yang lemah, dan menu perkara yang terisolasi dari ekosistem utama situs (dibahas rinci pada bagian 5.1). Temuan inilah yang melatarbelakangi dilakukannya evaluasi usability dan perancangan ulang (redesign) antarmuka pengguna website Mahkamah Agung pada laporan ini, dengan pendekatan Human-Centered Design agar solusi yang dihasilkan benar-benar berangkat dari kebutuhan dan permasalahan nyata penggunanya.</w:t>
+      </w:r>
+    </w:p>
+    <w:p>
+      <w:pPr>
+        <w:pStyle w:val="Heading1"/>
+      </w:pPr>
+      <w:r>
+        <w:lastRenderedPageBreak/>
+        <w:t>2. Landasan Pustaka</w:t>
+      </w:r>
+    </w:p>
+    <w:p>
+      <w:pPr>
+        <w:pStyle w:val="Heading2"/>
+      </w:pPr>
+      <w:r>
+        <w:t>2.1 Evaluasi Heuristik</w:t>
+      </w:r>
+    </w:p>
+    <w:p>
+      <w:r>
+        <w:t>Heuristic Evaluation adalah metode inspeksi usability berbasis penilaian pakar (expert-based) yang dikembangkan oleh Nielsen dan Molich (1990) untuk menemukan masalah usability pada antarmuka pengguna secara cepat dan hemat biaya. Nielsen (1994) kemudian menyempurnakan metode ini menjadi sepuluh prinsip usability yang dikenal sebagai Sepuluh Heuristik Nielsen, mencakup antara lain visibility of system status, user control and freedom, consistency and standards, error prevention, recognition rather than recall, flexibility and efficiency of use, aesthetic and minimalist design, dan help users recognize, diagnose, and recover from errors. Heuristik-heuristik inilah yang digunakan tim untuk mengidentifikasi permasalahan pada website Mahkamah Agung versi lama sebagaimana diuraikan pada bagian 5.1.</w:t>
+      </w:r>
+    </w:p>
+    <w:p>
+      <w:pPr>
+        <w:pStyle w:val="Heading2"/>
+      </w:pPr>
+      <w:r>
+        <w:t>2.2 Prinsip Desain Antarmuka Pengguna</w:t>
+      </w:r>
+    </w:p>
+    <w:p>
+      <w:pPr>
+        <w:rPr>
+          <w:lang w:val="sv-SE"/>
+        </w:rPr>
+      </w:pPr>
+      <w:r>
+        <w:t xml:space="preserve">Perancangan solusi perbaikan pada laporan ini mengacu pada prinsip desain antarmuka pengguna yang dijabarkan Shneiderman dalam Designing the User Interface, khususnya Eight Golden Rules of Interface Design: menjaga konsistensi (strive for consistency), mendukung kegunaan universal (enable frequent users to use shortcuts / universal usability), memberikan umpan balik yang informatif (offer informative feedback), merancang dialog yang memberi keadaan akhir yang jelas (design dialogs to yield closure), mencegah kesalahan (prevent errors), memudahkan pembatalan aksi (permit easy reversal of actions), memberi pengguna kendali penuh (support internal locus of control), dan mengurangi beban ingatan jangka pendek pengguna (reduce short-term memory load). </w:t>
+      </w:r>
+      <w:r>
+        <w:rPr>
+          <w:lang w:val="sv-SE"/>
+        </w:rPr>
+        <w:t>Prinsip-prinsip ini menjadi dasar pertimbangan pada restrukturisasi navbar, penataan ulang beranda, dan penyempurnaan pencarian terpadu pada bagian 5.</w:t>
+      </w:r>
+    </w:p>
+    <w:p>
+      <w:pPr>
+        <w:pStyle w:val="Heading2"/>
+        <w:rPr>
+          <w:lang w:val="sv-SE"/>
+        </w:rPr>
+      </w:pPr>
+      <w:r>
+        <w:rPr>
+          <w:lang w:val="sv-SE"/>
+        </w:rPr>
+        <w:t>2.3 Design Thinking</w:t>
+      </w:r>
+    </w:p>
+    <w:p>
+      <w:pPr>
+        <w:rPr>
+          <w:lang w:val="sv-SE"/>
+        </w:rPr>
+      </w:pPr>
+      <w:r>
+        <w:rPr>
+          <w:lang w:val="sv-SE"/>
+        </w:rPr>
+        <w:t>Design Thinking adalah metode perancangan yang berpusat pada pengguna (user-centered) untuk memahami masalah, menemukan solusi, membuat rancangan, dan menguji hasil desain secara bertahap melalui lima tahap: Empathize, Define, Ideate, Prototype, dan Test. Penerapan metode ini untuk perancangan ulang antarmuka website telah banyak dibahas pada penelitian sejenis, di antaranya studi kasus redesign website PT Jesinra Makmur Group (Firdani, Hanif, Febriansyah, &amp; Widsono, 2024) dan perancangan UI/UX website resmi menggunakan Design Thinking (Yudhanto, Pryhatyanto, &amp; Sulandari, 2022), serta tinjauan literatur sistematis mengenai metode evaluasi usability pada UI/UX e-government (Amir, Santoso, Cenka, Maharani, Kurniawan, &amp; Fitria, 2026). Kelima tahap Design Thinking inilah yang menjadi kerangka metodologi utama pada laporan ini, diuraikan pada bagian 5.</w:t>
+      </w:r>
+    </w:p>
+    <w:p>
+      <w:pPr>
+        <w:pStyle w:val="Heading2"/>
+        <w:rPr>
+          <w:lang w:val="sv-SE"/>
+        </w:rPr>
+      </w:pPr>
+      <w:r>
+        <w:rPr>
+          <w:lang w:val="sv-SE"/>
+        </w:rPr>
+        <w:t>2.4 Metode Evaluasi Pengalaman Pengguna</w:t>
+      </w:r>
+    </w:p>
+    <w:p>
+      <w:pPr>
+        <w:rPr>
+          <w:lang w:val="sv-SE"/>
+        </w:rPr>
+      </w:pPr>
+      <w:r>
+        <w:rPr>
+          <w:lang w:val="sv-SE"/>
+        </w:rPr>
+        <w:t xml:space="preserve">User Experience Questionnaire (UEQ) adalah instrumen kuesioner yang dikembangkan Laugwitz, Held, dan Schrepp (2008) untuk mengukur enam skala pengalaman pengguna: Attractiveness, </w:t>
+      </w:r>
+      <w:r>
+        <w:rPr>
+          <w:lang w:val="sv-SE"/>
+        </w:rPr>
+        <w:lastRenderedPageBreak/>
+        <w:t>Perspicuity, Efficiency, Dependability, Stimulation, dan Novelty (lihat juga Schrepp, Hinderks, &amp; Thomaschewski, UEQ Handbook). Instrumen kuantitatif semacam ini umum dipakai untuk menilai pengalaman pengguna, namun menuntut keterlibatan responden asli serta tambahan waktu untuk perekrutan dan pengumpulan data, sebagaimana disyaratkan kaidah metode penelitian HCI yang dijabarkan Lazar, Feng, dan Hochheiser dalam Research Methods in Human-Computer Interaction. Mengingat keterbatasan waktu dan sumber daya tim, laporan ini memilih pendekatan inspection-based Cognitive Walkthrough (bagian 2.5) sebagai instrumen pengujian utama.</w:t>
+      </w:r>
+    </w:p>
+    <w:p>
+      <w:pPr>
+        <w:pStyle w:val="Heading2"/>
+        <w:rPr>
+          <w:lang w:val="sv-SE"/>
+        </w:rPr>
+      </w:pPr>
+      <w:r>
+        <w:rPr>
+          <w:lang w:val="sv-SE"/>
+        </w:rPr>
+        <w:t>2.5 Cognitive Walkthrough</w:t>
+      </w:r>
+    </w:p>
+    <w:p>
+      <w:pPr>
+        <w:rPr>
+          <w:lang w:val="sv-SE"/>
+        </w:rPr>
+      </w:pPr>
+      <w:r>
+        <w:rPr>
+          <w:lang w:val="sv-SE"/>
+        </w:rPr>
+        <w:t>Cognitive Walkthrough adalah metode evaluasi usability berbasis inspeksi (inspection-based) yang dikembangkan Polson, Lewis, Rieman, dan Wharton (1992) dan disederhanakan menjadi panduan praktis oleh Wharton, Rieman, Lewis, dan Polson (1994). Evaluator menelusuri setiap langkah dari skenario tugas pengguna dan pada tiap langkah mengajukan empat pertanyaan kunci: (1) apakah pengguna akan mencoba mencapai efek yang benar, (2) apakah pengguna menyadari bahwa aksi yang benar tersedia, (3) apakah pengguna dapat mengasosiasikan aksi yang benar dengan efek yang ingin dicapai, dan (4) apakah pengguna memahami umpan balik yang diberikan sistem setelah aksi dilakukan. Karena dilakukan oleh evaluator/tim perancang tanpa melibatkan responden eksternal, metode ini tidak memerlukan tambahan waktu perekrutan maupun pengumpulan data dari pengguna asli. Laporan ini mengikuti pendekatan streamlined cognitive walkthrough (Spencer, 2000) yang menyederhanakan keempat pertanyaan analisis tersebut agar lebih praktis diterapkan pada situasi dengan keterbatasan waktu dan sumber daya, mengacu pada kerangka evaluasi terstruktur yang dirangkum Mahatody, Sagar, dan Kolski (2010). Metode inilah yang digunakan sebagai instrumen pengujian pada bagian 5.6. Metode ini pertama kali diujicobakan oleh Lewis, Polson, Wharton, dan Rieman (1990) untuk perancangan antarmuka walk-up-and-use, kemudian diperluas penerapannya pada antarmuka yang lebih kompleks oleh Wharton, Bradford, Jeffries, dan Franzke (1992), dan diringkas secara tutorial oleh Rieman, Franzke, dan Redmiles (1995). Untuk konteks evaluasi antarmuka website seperti pada laporan ini, Blackmon, Polson, Kitajima, dan Lewis (2002) mengembangkan varian Cognitive Walkthrough for the Web (CWW) yang menyesuaikan keempat pertanyaan analisis dengan karakteristik navigasi dan pencarian informasi pada halaman web.</w:t>
+      </w:r>
+    </w:p>
+    <w:p>
+      <w:pPr>
+        <w:rPr>
+          <w:lang w:val="sv-SE"/>
+        </w:rPr>
+      </w:pPr>
+    </w:p>
+    <w:p>
+      <w:pPr>
+        <w:pStyle w:val="Heading1"/>
+        <w:rPr>
+          <w:color w:val="auto"/>
+          <w:lang w:val="sv-SE"/>
+        </w:rPr>
+      </w:pPr>
+      <w:r>
+        <w:rPr>
+          <w:color w:val="auto"/>
+          <w:lang w:val="sv-SE"/>
+        </w:rPr>
         <w:t>3. Penjelasan Website Kita</w:t>
       </w:r>
     </w:p>
@@ -445,14 +630,8 @@
         <w:rPr>
           <w:lang w:val="sv-SE"/>
         </w:rPr>
-        <w:t xml:space="preserve">Website asli Mahkamah Agung berfungsi sebagai kanal informasi resmi yang memuat kebijakan dan regulasi (Peraturan MA/PERMA, Surat Edaran MA/SEMA, Surat Keputusan MA/SKM), informasi perkara dan putusan pengadilan, jadwal sidang, serta layanan pengaduan masyarakat. Berdasarkan hasil evaluasi heuristik yang dijabarkan pada bab berikutnya, tim menemukan </w:t>
-      </w:r>
-      <w:r>
-        <w:rPr>
-          <w:lang w:val="sv-SE"/>
-        </w:rPr>
         <w:lastRenderedPageBreak/>
-        <w:t>beberapa masalah utama pada navigasi, tata letak beranda, dan fitur pencarian, sehingga dirancang ulang beberapa bagian utama berikut pada versi baru:</w:t>
+        <w:t>Website asli Mahkamah Agung berfungsi sebagai kanal informasi resmi yang memuat kebijakan dan regulasi (Peraturan MA/PERMA, Surat Edaran MA/SEMA, Surat Keputusan MA/SKM), informasi perkara dan putusan pengadilan, jadwal sidang, serta layanan pengaduan masyarakat. Berdasarkan hasil evaluasi heuristik yang dijabarkan pada bab berikutnya, tim menemukan beberapa masalah utama pada navigasi, tata letak beranda, dan fitur pencarian, sehingga dirancang ulang beberapa bagian utama berikut pada versi baru:</w:t>
       </w:r>
     </w:p>
     <w:p>
@@ -2406,6 +2585,7 @@
         <w:pStyle w:val="ListBullet"/>
       </w:pPr>
       <w:r>
+        <w:lastRenderedPageBreak/>
         <w:t>Pencarian terpadu</w:t>
       </w:r>
     </w:p>
@@ -2800,7 +2980,11 @@
         <w:ind w:left="425" w:hanging="425"/>
       </w:pPr>
       <w:r>
-        <w:t>Firdani, E. F., Hanif, I. F., Febriansyah, M., &amp; Widsono, M. Y. (2024). "Implementation of Website-Based UI UX Using the Design Thinking Method: Case Study at PT Jesinra Makmur Group." Journal of Advances in Information and Industrial Technology, 6(1). https://doi.org/10.52435/jaiit.v6i1.586</w:t>
+        <w:t xml:space="preserve">Firdani, E. F., Hanif, I. F., Febriansyah, M., &amp; Widsono, M. Y. (2024). "Implementation of Website-Based UI UX Using the Design Thinking Method: Case Study at PT Jesinra Makmur </w:t>
+      </w:r>
+      <w:r>
+        <w:lastRenderedPageBreak/>
+        <w:t>Group." Journal of Advances in Information and Industrial Technology, 6(1). https://doi.org/10.52435/jaiit.v6i1.586</w:t>
       </w:r>
     </w:p>
     <w:p>
@@ -2814,7 +2998,6 @@
         <w:rPr>
           <w:lang w:val="fi-FI"/>
         </w:rPr>
-        <w:lastRenderedPageBreak/>
         <w:t xml:space="preserve">Amir, S., Santoso, H. B., Cenka, B. A. N., Maharani, N. Z., Kurniawan, S. S., &amp; Fitria, L. (2026). </w:t>
       </w:r>
       <w:r>
@@ -2908,20 +3091,42 @@
     </w:p>
     <w:p>
       <w:r>
-        <w:t>Blackmon, M. H., Polson, P. G., Kitajima, M., &amp; Lewis, C. (2002). "Cognitive walkthrough for the Web." Proceedings of the SIGCHI Conference on Human Factors in Computing Systems (CHI 2002), 463-470. https://doi.org/10.1145/503376.503459</w:t>
-      </w:r>
-    </w:p>
-    <w:p>
-      <w:r>
-        <w:t>Mahatody, T., Sagar, M., &amp; Kolski, C. (2010). "State of the Art on the Cognitive Walkthrough Method, Its Variants and Evolutions." International Journal of Human-Computer Interaction, 26(8), 741-785. https://doi.org/10.1080/10447311003781409</w:t>
+        <w:rPr>
+          <w:lang w:val="fi-FI"/>
+        </w:rPr>
+        <w:lastRenderedPageBreak/>
+        <w:t xml:space="preserve">Blackmon, M. H., Polson, P. G., Kitajima, M., &amp; Lewis, C. (2002). </w:t>
+      </w:r>
+      <w:r>
+        <w:t>"Cognitive walkthrough for the Web." Proceedings of the SIGCHI Conference on Human Factors in Computing Systems (CHI 2002), 463-470. https://doi.org/10.1145/503376.503459</w:t>
+      </w:r>
+    </w:p>
+    <w:p>
+      <w:r>
+        <w:rPr>
+          <w:lang w:val="sv-SE"/>
+        </w:rPr>
+        <w:t xml:space="preserve">Mahatody, T., Sagar, M., &amp; Kolski, C. (2010). </w:t>
+      </w:r>
+      <w:r>
+        <w:t>"State of the Art on the Cognitive Walkthrough Method, Its Variants and Evolutions." International Journal of Human-Computer Interaction, 26(8), 741-785. https://doi.org/10.1080/10447311003781409</w:t>
       </w:r>
     </w:p>
     <w:p>
       <w:pPr>
         <w:ind w:left="425" w:hanging="425"/>
-      </w:pPr>
-      <w:r>
-        <w:t>Mustikaningtyas, B. A., Saputra, M. C., &amp; Pinandito, A. (2016). "Analisis Usability Pada Website Universitas Brawijaya Dengan Heuristic Evaluation." Jurnal Teknologi Informasi dan Ilmu Komputer (JTIIK), 3(3), 188-192. https://jtiik.ub.ac.id/index.php/jtiik/article/view/194</w:t>
+        <w:rPr>
+          <w:lang w:val="sv-SE"/>
+        </w:rPr>
+      </w:pPr>
+      <w:r>
+        <w:t xml:space="preserve">Mustikaningtyas, B. A., Saputra, M. C., &amp; Pinandito, A. (2016). "Analisis Usability Pada Website Universitas Brawijaya Dengan Heuristic Evaluation." </w:t>
+      </w:r>
+      <w:r>
+        <w:rPr>
+          <w:lang w:val="sv-SE"/>
+        </w:rPr>
+        <w:t>Jurnal Teknologi Informasi dan Ilmu Komputer (JTIIK), 3(3), 188-192. https://jtiik.ub.ac.id/index.php/jtiik/article/view/194</w:t>
       </w:r>
     </w:p>
     <w:sectPr>
